--- a/MCP_Apps_Trust_Boundaries_Proposal_AR.docx
+++ b/MCP_Apps_Trust_Boundaries_Proposal_AR.docx
@@ -1014,7 +1014,7 @@
         <w:pStyle w:val="ListBullet"/>
       </w:pPr>
       <w:r>
-        <w:t>1. الروابط: السماح بـ https فقط، والتحقق من النطاق والمسار، وطلب الموافقة قبل فتح رابط خارجي.</w:t>
+        <w:t>1. الروابط: التحقق من مخطط البروتوكول (http/https) وموافقة صريحة قبل فتح الرابط.</w:t>
       </w:r>
     </w:p>
     <w:p xml:lang="ar">
@@ -1022,7 +1022,7 @@
         <w:pStyle w:val="ListBullet"/>
       </w:pPr>
       <w:r>
-        <w:t>2. الرسائل والسياق: طلب الموافقة على ui/message وui/update-model-context، وإظهار المصدر، وتحديد الحجم ومعدل الطلبات.</w:t>
+        <w:t>2. الرسائل والسياق: موافقة صريحة، وإظهار شارة المصدر، وحد أقصى لحجم الرسالة (4 كيلوبايت).</w:t>
       </w:r>
     </w:p>
     <w:p xml:lang="ar">

--- a/MCP_Apps_Trust_Boundaries_Proposal_AR.docx
+++ b/MCP_Apps_Trust_Boundaries_Proposal_AR.docx
@@ -33,7 +33,7 @@
         <w:rPr>
           <w:sz w:val="22"/>
         </w:rPr>
-        <w:t>جامعة الإمارات الدولية</w:t>
+        <w:t>الجامعة الإماراتية الدولية</w:t>
       </w:r>
     </w:p>
     <w:p xml:lang="ar">
@@ -44,7 +44,7 @@
         <w:rPr>
           <w:sz w:val="20"/>
         </w:rPr>
-        <w:t>أ.د. ب. مالك ناصر علي الجبري؛ مبارك وليد الحمادي؛ ياسين عبد العزيز الخالقي؛ محمد سيف علي الحيمي</w:t>
+        <w:t>أ.د. مالك ناصر علي الجبري (مشرفًا أكاديميًا)؛ مبارك وليد الحمادي؛ ياسين عبد العزيز الخالقي؛ محمد سيف علي الحيمي</w:t>
       </w:r>
     </w:p>
     <w:p xml:lang="ar">
